--- a/organic-chemistry/word-docs/Ch08_Addition_Reactions_to_Alkenes_Questions.docx
+++ b/organic-chemistry/word-docs/Ch08_Addition_Reactions_to_Alkenes_Questions.docx
@@ -1119,14 +1119,7 @@
           <w:tcPr>
             <w:tcW w:type="dxa" w:w="4824"/>
           </w:tcPr>
-          <w:p>
-            <w:r>
-              <w:rPr>
-                <w:b/>
-              </w:rPr>
-              <w:t>A)</w:t>
-            </w:r>
-          </w:p>
+          <w:p/>
           <w:p>
             <w:r>
               <w:drawing>
@@ -1168,14 +1161,7 @@
           <w:tcPr>
             <w:tcW w:type="dxa" w:w="4824"/>
           </w:tcPr>
-          <w:p>
-            <w:r>
-              <w:rPr>
-                <w:b/>
-              </w:rPr>
-              <w:t>B)</w:t>
-            </w:r>
-          </w:p>
+          <w:p/>
           <w:p>
             <w:r>
               <w:drawing>
@@ -1219,14 +1205,7 @@
           <w:tcPr>
             <w:tcW w:type="dxa" w:w="4824"/>
           </w:tcPr>
-          <w:p>
-            <w:r>
-              <w:rPr>
-                <w:b/>
-              </w:rPr>
-              <w:t>C)</w:t>
-            </w:r>
-          </w:p>
+          <w:p/>
           <w:p>
             <w:r>
               <w:drawing>
@@ -1268,14 +1247,7 @@
           <w:tcPr>
             <w:tcW w:type="dxa" w:w="4824"/>
           </w:tcPr>
-          <w:p>
-            <w:r>
-              <w:rPr>
-                <w:b/>
-              </w:rPr>
-              <w:t>D)</w:t>
-            </w:r>
-          </w:p>
+          <w:p/>
           <w:p>
             <w:r>
               <w:drawing>
@@ -1515,14 +1487,7 @@
           <w:tcPr>
             <w:tcW w:type="dxa" w:w="4824"/>
           </w:tcPr>
-          <w:p>
-            <w:r>
-              <w:rPr>
-                <w:b/>
-              </w:rPr>
-              <w:t>A)</w:t>
-            </w:r>
-          </w:p>
+          <w:p/>
           <w:p>
             <w:r>
               <w:drawing>
@@ -1564,14 +1529,7 @@
           <w:tcPr>
             <w:tcW w:type="dxa" w:w="4824"/>
           </w:tcPr>
-          <w:p>
-            <w:r>
-              <w:rPr>
-                <w:b/>
-              </w:rPr>
-              <w:t>B)</w:t>
-            </w:r>
-          </w:p>
+          <w:p/>
           <w:p>
             <w:r>
               <w:drawing>
@@ -1615,14 +1573,7 @@
           <w:tcPr>
             <w:tcW w:type="dxa" w:w="4824"/>
           </w:tcPr>
-          <w:p>
-            <w:r>
-              <w:rPr>
-                <w:b/>
-              </w:rPr>
-              <w:t>C)</w:t>
-            </w:r>
-          </w:p>
+          <w:p/>
           <w:p>
             <w:r>
               <w:drawing>
@@ -1664,14 +1615,7 @@
           <w:tcPr>
             <w:tcW w:type="dxa" w:w="4824"/>
           </w:tcPr>
-          <w:p>
-            <w:r>
-              <w:rPr>
-                <w:b/>
-              </w:rPr>
-              <w:t>D)</w:t>
-            </w:r>
-          </w:p>
+          <w:p/>
           <w:p>
             <w:r>
               <w:drawing>
@@ -1747,14 +1691,7 @@
           <w:tcPr>
             <w:tcW w:type="dxa" w:w="4824"/>
           </w:tcPr>
-          <w:p>
-            <w:r>
-              <w:rPr>
-                <w:b/>
-              </w:rPr>
-              <w:t>A)</w:t>
-            </w:r>
-          </w:p>
+          <w:p/>
           <w:p>
             <w:r>
               <w:drawing>
@@ -1796,14 +1733,7 @@
           <w:tcPr>
             <w:tcW w:type="dxa" w:w="4824"/>
           </w:tcPr>
-          <w:p>
-            <w:r>
-              <w:rPr>
-                <w:b/>
-              </w:rPr>
-              <w:t>B)</w:t>
-            </w:r>
-          </w:p>
+          <w:p/>
           <w:p>
             <w:r>
               <w:drawing>
@@ -1847,14 +1777,7 @@
           <w:tcPr>
             <w:tcW w:type="dxa" w:w="4824"/>
           </w:tcPr>
-          <w:p>
-            <w:r>
-              <w:rPr>
-                <w:b/>
-              </w:rPr>
-              <w:t>C)</w:t>
-            </w:r>
-          </w:p>
+          <w:p/>
           <w:p>
             <w:r>
               <w:drawing>
@@ -1896,14 +1819,7 @@
           <w:tcPr>
             <w:tcW w:type="dxa" w:w="4824"/>
           </w:tcPr>
-          <w:p>
-            <w:r>
-              <w:rPr>
-                <w:b/>
-              </w:rPr>
-              <w:t>D)</w:t>
-            </w:r>
-          </w:p>
+          <w:p/>
           <w:p>
             <w:r>
               <w:drawing>
@@ -2764,14 +2680,7 @@
           <w:tcPr>
             <w:tcW w:type="dxa" w:w="4824"/>
           </w:tcPr>
-          <w:p>
-            <w:r>
-              <w:rPr>
-                <w:b/>
-              </w:rPr>
-              <w:t>A)</w:t>
-            </w:r>
-          </w:p>
+          <w:p/>
           <w:p>
             <w:r>
               <w:drawing>
@@ -2813,14 +2722,7 @@
           <w:tcPr>
             <w:tcW w:type="dxa" w:w="4824"/>
           </w:tcPr>
-          <w:p>
-            <w:r>
-              <w:rPr>
-                <w:b/>
-              </w:rPr>
-              <w:t>B)</w:t>
-            </w:r>
-          </w:p>
+          <w:p/>
           <w:p>
             <w:r>
               <w:drawing>
@@ -2864,14 +2766,7 @@
           <w:tcPr>
             <w:tcW w:type="dxa" w:w="4824"/>
           </w:tcPr>
-          <w:p>
-            <w:r>
-              <w:rPr>
-                <w:b/>
-              </w:rPr>
-              <w:t>C)</w:t>
-            </w:r>
-          </w:p>
+          <w:p/>
           <w:p>
             <w:r>
               <w:drawing>
@@ -2913,14 +2808,7 @@
           <w:tcPr>
             <w:tcW w:type="dxa" w:w="4824"/>
           </w:tcPr>
-          <w:p>
-            <w:r>
-              <w:rPr>
-                <w:b/>
-              </w:rPr>
-              <w:t>D)</w:t>
-            </w:r>
-          </w:p>
+          <w:p/>
           <w:p>
             <w:r>
               <w:drawing>
@@ -3435,14 +3323,7 @@
           <w:tcPr>
             <w:tcW w:type="dxa" w:w="4824"/>
           </w:tcPr>
-          <w:p>
-            <w:r>
-              <w:rPr>
-                <w:b/>
-              </w:rPr>
-              <w:t>A)</w:t>
-            </w:r>
-          </w:p>
+          <w:p/>
           <w:p>
             <w:r>
               <w:drawing>
@@ -3484,14 +3365,7 @@
           <w:tcPr>
             <w:tcW w:type="dxa" w:w="4824"/>
           </w:tcPr>
-          <w:p>
-            <w:r>
-              <w:rPr>
-                <w:b/>
-              </w:rPr>
-              <w:t>B)</w:t>
-            </w:r>
-          </w:p>
+          <w:p/>
           <w:p>
             <w:r>
               <w:drawing>
@@ -3535,14 +3409,7 @@
           <w:tcPr>
             <w:tcW w:type="dxa" w:w="4824"/>
           </w:tcPr>
-          <w:p>
-            <w:r>
-              <w:rPr>
-                <w:b/>
-              </w:rPr>
-              <w:t>C)</w:t>
-            </w:r>
-          </w:p>
+          <w:p/>
           <w:p>
             <w:r>
               <w:drawing>
@@ -3584,14 +3451,7 @@
           <w:tcPr>
             <w:tcW w:type="dxa" w:w="4824"/>
           </w:tcPr>
-          <w:p>
-            <w:r>
-              <w:rPr>
-                <w:b/>
-              </w:rPr>
-              <w:t>D)</w:t>
-            </w:r>
-          </w:p>
+          <w:p/>
           <w:p>
             <w:r>
               <w:drawing>
@@ -3768,14 +3628,7 @@
           <w:tcPr>
             <w:tcW w:type="dxa" w:w="4824"/>
           </w:tcPr>
-          <w:p>
-            <w:r>
-              <w:rPr>
-                <w:b/>
-              </w:rPr>
-              <w:t>A)</w:t>
-            </w:r>
-          </w:p>
+          <w:p/>
           <w:p>
             <w:r>
               <w:drawing>
@@ -3817,14 +3670,7 @@
           <w:tcPr>
             <w:tcW w:type="dxa" w:w="4824"/>
           </w:tcPr>
-          <w:p>
-            <w:r>
-              <w:rPr>
-                <w:b/>
-              </w:rPr>
-              <w:t>B)</w:t>
-            </w:r>
-          </w:p>
+          <w:p/>
           <w:p>
             <w:r>
               <w:drawing>
@@ -3868,14 +3714,7 @@
           <w:tcPr>
             <w:tcW w:type="dxa" w:w="4824"/>
           </w:tcPr>
-          <w:p>
-            <w:r>
-              <w:rPr>
-                <w:b/>
-              </w:rPr>
-              <w:t>C)</w:t>
-            </w:r>
-          </w:p>
+          <w:p/>
           <w:p>
             <w:r>
               <w:drawing>
@@ -3917,14 +3756,7 @@
           <w:tcPr>
             <w:tcW w:type="dxa" w:w="4824"/>
           </w:tcPr>
-          <w:p>
-            <w:r>
-              <w:rPr>
-                <w:b/>
-              </w:rPr>
-              <w:t>D)</w:t>
-            </w:r>
-          </w:p>
+          <w:p/>
           <w:p>
             <w:r>
               <w:drawing>
@@ -5232,14 +5064,7 @@
           <w:tcPr>
             <w:tcW w:type="dxa" w:w="4824"/>
           </w:tcPr>
-          <w:p>
-            <w:r>
-              <w:rPr>
-                <w:b/>
-              </w:rPr>
-              <w:t>A)</w:t>
-            </w:r>
-          </w:p>
+          <w:p/>
           <w:p>
             <w:r>
               <w:drawing>
@@ -5281,14 +5106,7 @@
           <w:tcPr>
             <w:tcW w:type="dxa" w:w="4824"/>
           </w:tcPr>
-          <w:p>
-            <w:r>
-              <w:rPr>
-                <w:b/>
-              </w:rPr>
-              <w:t>B)</w:t>
-            </w:r>
-          </w:p>
+          <w:p/>
           <w:p>
             <w:r>
               <w:drawing>
@@ -5332,14 +5150,7 @@
           <w:tcPr>
             <w:tcW w:type="dxa" w:w="4824"/>
           </w:tcPr>
-          <w:p>
-            <w:r>
-              <w:rPr>
-                <w:b/>
-              </w:rPr>
-              <w:t>C)</w:t>
-            </w:r>
-          </w:p>
+          <w:p/>
           <w:p>
             <w:r>
               <w:drawing>
@@ -5381,14 +5192,7 @@
           <w:tcPr>
             <w:tcW w:type="dxa" w:w="4824"/>
           </w:tcPr>
-          <w:p>
-            <w:r>
-              <w:rPr>
-                <w:b/>
-              </w:rPr>
-              <w:t>D)</w:t>
-            </w:r>
-          </w:p>
+          <w:p/>
           <w:p>
             <w:r>
               <w:drawing>
@@ -5939,14 +5743,7 @@
           <w:tcPr>
             <w:tcW w:type="dxa" w:w="4824"/>
           </w:tcPr>
-          <w:p>
-            <w:r>
-              <w:rPr>
-                <w:b/>
-              </w:rPr>
-              <w:t>A)</w:t>
-            </w:r>
-          </w:p>
+          <w:p/>
           <w:p>
             <w:r>
               <w:drawing>
@@ -5988,14 +5785,7 @@
           <w:tcPr>
             <w:tcW w:type="dxa" w:w="4824"/>
           </w:tcPr>
-          <w:p>
-            <w:r>
-              <w:rPr>
-                <w:b/>
-              </w:rPr>
-              <w:t>B)</w:t>
-            </w:r>
-          </w:p>
+          <w:p/>
           <w:p>
             <w:r>
               <w:drawing>
@@ -6039,14 +5829,7 @@
           <w:tcPr>
             <w:tcW w:type="dxa" w:w="4824"/>
           </w:tcPr>
-          <w:p>
-            <w:r>
-              <w:rPr>
-                <w:b/>
-              </w:rPr>
-              <w:t>C)</w:t>
-            </w:r>
-          </w:p>
+          <w:p/>
           <w:p>
             <w:r>
               <w:drawing>
@@ -6088,14 +5871,7 @@
           <w:tcPr>
             <w:tcW w:type="dxa" w:w="4824"/>
           </w:tcPr>
-          <w:p>
-            <w:r>
-              <w:rPr>
-                <w:b/>
-              </w:rPr>
-              <w:t>D)</w:t>
-            </w:r>
-          </w:p>
+          <w:p/>
           <w:p>
             <w:r>
               <w:drawing>
@@ -6326,14 +6102,7 @@
           <w:tcPr>
             <w:tcW w:type="dxa" w:w="4824"/>
           </w:tcPr>
-          <w:p>
-            <w:r>
-              <w:rPr>
-                <w:b/>
-              </w:rPr>
-              <w:t>A)</w:t>
-            </w:r>
-          </w:p>
+          <w:p/>
           <w:p>
             <w:r>
               <w:drawing>
@@ -6375,14 +6144,7 @@
           <w:tcPr>
             <w:tcW w:type="dxa" w:w="4824"/>
           </w:tcPr>
-          <w:p>
-            <w:r>
-              <w:rPr>
-                <w:b/>
-              </w:rPr>
-              <w:t>B)</w:t>
-            </w:r>
-          </w:p>
+          <w:p/>
           <w:p>
             <w:r>
               <w:drawing>
@@ -6426,14 +6188,7 @@
           <w:tcPr>
             <w:tcW w:type="dxa" w:w="4824"/>
           </w:tcPr>
-          <w:p>
-            <w:r>
-              <w:rPr>
-                <w:b/>
-              </w:rPr>
-              <w:t>C)</w:t>
-            </w:r>
-          </w:p>
+          <w:p/>
           <w:p>
             <w:r>
               <w:drawing>
@@ -6475,14 +6230,7 @@
           <w:tcPr>
             <w:tcW w:type="dxa" w:w="4824"/>
           </w:tcPr>
-          <w:p>
-            <w:r>
-              <w:rPr>
-                <w:b/>
-              </w:rPr>
-              <w:t>D)</w:t>
-            </w:r>
-          </w:p>
+          <w:p/>
           <w:p>
             <w:r>
               <w:drawing>
@@ -6851,14 +6599,7 @@
           <w:tcPr>
             <w:tcW w:type="dxa" w:w="4824"/>
           </w:tcPr>
-          <w:p>
-            <w:r>
-              <w:rPr>
-                <w:b/>
-              </w:rPr>
-              <w:t>A)</w:t>
-            </w:r>
-          </w:p>
+          <w:p/>
           <w:p>
             <w:r>
               <w:drawing>
@@ -6900,14 +6641,7 @@
           <w:tcPr>
             <w:tcW w:type="dxa" w:w="4824"/>
           </w:tcPr>
-          <w:p>
-            <w:r>
-              <w:rPr>
-                <w:b/>
-              </w:rPr>
-              <w:t>B)</w:t>
-            </w:r>
-          </w:p>
+          <w:p/>
           <w:p>
             <w:r>
               <w:drawing>
@@ -6951,14 +6685,7 @@
           <w:tcPr>
             <w:tcW w:type="dxa" w:w="4824"/>
           </w:tcPr>
-          <w:p>
-            <w:r>
-              <w:rPr>
-                <w:b/>
-              </w:rPr>
-              <w:t>C)</w:t>
-            </w:r>
-          </w:p>
+          <w:p/>
           <w:p>
             <w:r>
               <w:drawing>
@@ -7000,14 +6727,7 @@
           <w:tcPr>
             <w:tcW w:type="dxa" w:w="4824"/>
           </w:tcPr>
-          <w:p>
-            <w:r>
-              <w:rPr>
-                <w:b/>
-              </w:rPr>
-              <w:t>D)</w:t>
-            </w:r>
-          </w:p>
+          <w:p/>
           <w:p>
             <w:r>
               <w:drawing>
